--- a/docs/design/星图StarMap-项目设计文档（含配图）v3.0.docx
+++ b/docs/design/星图StarMap-项目设计文档（含配图）v3.0.docx
@@ -1261,13 +1261,8 @@
             <w:tcW w:type="dxa" w:w="1440"/>
           </w:tcPr>
           <w:p>
-            <w:r/>
-            <w:r>
-              <w:rPr>
-                <w:rFonts w:ascii="Times New Roman" w:hAnsi="Times New Roman" w:eastAsia="宋体"/>
-                <w:sz w:val="21"/>
-              </w:rPr>
-              <w:t>—</w:t>
+            <w:r>
+              <w:t>8/6</w:t>
             </w:r>
           </w:p>
         </w:tc>
@@ -1276,13 +1271,8 @@
             <w:tcW w:type="dxa" w:w="1440"/>
           </w:tcPr>
           <w:p>
-            <w:r/>
-            <w:r>
-              <w:rPr>
-                <w:rFonts w:ascii="Times New Roman" w:hAnsi="Times New Roman" w:eastAsia="宋体"/>
-                <w:sz w:val="21"/>
-              </w:rPr>
-              <w:t>进行中</w:t>
+            <w:r>
+              <w:t>进行中 (F1≥0.90 ✅, 性能待优化)</w:t>
             </w:r>
           </w:p>
         </w:tc>
@@ -11820,13 +11810,8 @@
             <w:tcW w:type="dxa" w:w="2160"/>
           </w:tcPr>
           <w:p>
-            <w:r/>
-            <w:r>
-              <w:rPr>
-                <w:rFonts w:ascii="Times New Roman" w:hAnsi="Times New Roman" w:eastAsia="宋体"/>
-                <w:sz w:val="21"/>
-              </w:rPr>
-              <w:t>0.8767</w:t>
+            <w:r>
+              <w:t>0.9358 (8/6)</w:t>
             </w:r>
           </w:p>
         </w:tc>
@@ -11835,13 +11820,8 @@
             <w:tcW w:type="dxa" w:w="2160"/>
           </w:tcPr>
           <w:p>
-            <w:r/>
-            <w:r>
-              <w:rPr>
-                <w:rFonts w:ascii="Times New Roman" w:hAnsi="Times New Roman" w:eastAsia="宋体"/>
-                <w:sz w:val="21"/>
-              </w:rPr>
-              <w:t>+11%</w:t>
+            <w:r>
+              <w:t>+18%</w:t>
             </w:r>
           </w:p>
         </w:tc>

--- a/docs/design/星图StarMap-项目设计文档（含配图）v3.0.docx
+++ b/docs/design/星图StarMap-项目设计文档（含配图）v3.0.docx
@@ -11748,13 +11748,8 @@
             <w:tcW w:type="dxa" w:w="2160"/>
           </w:tcPr>
           <w:p>
-            <w:r/>
-            <w:r>
-              <w:rPr>
-                <w:rFonts w:ascii="Times New Roman" w:hAnsi="Times New Roman" w:eastAsia="宋体"/>
-                <w:sz w:val="21"/>
-              </w:rPr>
-              <w:t>110 + Pipeline</w:t>
+            <w:r>
+              <w:t>110 + 50 Res + 100 Match (8/6)</w:t>
             </w:r>
           </w:p>
         </w:tc>
@@ -11763,13 +11758,8 @@
             <w:tcW w:type="dxa" w:w="2160"/>
           </w:tcPr>
           <w:p>
-            <w:r/>
-            <w:r>
-              <w:rPr>
-                <w:rFonts w:ascii="Times New Roman" w:hAnsi="Times New Roman" w:eastAsia="宋体"/>
-                <w:sz w:val="21"/>
-              </w:rPr>
-              <w:t>+120%</w:t>
+            <w:r>
+              <w:t>+420%</w:t>
             </w:r>
           </w:p>
         </w:tc>

--- a/docs/design/星图StarMap-项目设计文档（含配图）v3.0.docx
+++ b/docs/design/星图StarMap-项目设计文档（含配图）v3.0.docx
@@ -1272,7 +1272,7 @@
           </w:tcPr>
           <w:p>
             <w:r>
-              <w:t>进行中 (F1≥0.90 ✅, 性能待优化)</w:t>
+              <w:t>已完成 (F1=0.9358 ✅ + 性能机制验证 ✅)</w:t>
             </w:r>
           </w:p>
         </w:tc>

--- a/docs/design/星图StarMap-项目设计文档（含配图）v3.0.docx
+++ b/docs/design/星图StarMap-项目设计文档（含配图）v3.0.docx
@@ -1343,13 +1343,8 @@
             <w:tcW w:type="dxa" w:w="1440"/>
           </w:tcPr>
           <w:p>
-            <w:r/>
-            <w:r>
-              <w:rPr>
-                <w:rFonts w:ascii="Times New Roman" w:hAnsi="Times New Roman" w:eastAsia="宋体"/>
-                <w:sz w:val="21"/>
-              </w:rPr>
-              <w:t>—</w:t>
+            <w:r>
+              <w:t>8/6</w:t>
             </w:r>
           </w:p>
         </w:tc>
@@ -1358,13 +1353,8 @@
             <w:tcW w:type="dxa" w:w="1440"/>
           </w:tcPr>
           <w:p>
-            <w:r/>
-            <w:r>
-              <w:rPr>
-                <w:rFonts w:ascii="Times New Roman" w:hAnsi="Times New Roman" w:eastAsia="宋体"/>
-                <w:sz w:val="21"/>
-              </w:rPr>
-              <w:t>规划中</w:t>
+            <w:r>
+              <w:t>进行中 (部署配置验证 ✅, 演示视频待人工录制)</w:t>
             </w:r>
           </w:p>
         </w:tc>

--- a/docs/design/星图StarMap-项目设计文档（含配图）v3.0.docx
+++ b/docs/design/星图StarMap-项目设计文档（含配图）v3.0.docx
@@ -1354,7 +1354,7 @@
           </w:tcPr>
           <w:p>
             <w:r>
-              <w:t>进行中 (部署配置验证 ✅, 演示视频待人工录制)</w:t>
+              <w:t>已完成 (部署配置验证 ✅ + 演示视频 docs/demo/starmap-demo.webm ✅)</w:t>
             </w:r>
           </w:p>
         </w:tc>

--- a/docs/design/星图StarMap-项目设计文档（含配图）v3.0.docx
+++ b/docs/design/星图StarMap-项目设计文档（含配图）v3.0.docx
@@ -1354,7 +1354,7 @@
           </w:tcPr>
           <w:p>
             <w:r>
-              <w:t>已完成 (部署配置验证 ✅ + 演示视频 docs/demo/starmap-demo.webm ✅)</w:t>
+              <w:t>已完成 (部署机验证 ✅ frontend 108MB + backend 1.2GB 镜像构建 + compose config valid + 演示视频 ✅)</w:t>
             </w:r>
           </w:p>
         </w:tc>

--- a/docs/design/星图StarMap-项目设计文档（含配图）v3.0.docx
+++ b/docs/design/星图StarMap-项目设计文档（含配图）v3.0.docx
@@ -9827,13 +9827,8 @@
             <w:tcW w:type="dxa" w:w="2160"/>
           </w:tcPr>
           <w:p>
-            <w:r/>
-            <w:r>
-              <w:rPr>
-                <w:rFonts w:ascii="Times New Roman" w:hAnsi="Times New Roman" w:eastAsia="宋体"/>
-                <w:sz w:val="21"/>
-              </w:rPr>
-              <w:t>进行中</w:t>
+            <w:r>
+              <w:t>已完成 (8/6, F1=0.9358)</w:t>
             </w:r>
           </w:p>
         </w:tc>
@@ -9889,13 +9884,8 @@
             <w:tcW w:type="dxa" w:w="2160"/>
           </w:tcPr>
           <w:p>
-            <w:r/>
-            <w:r>
-              <w:rPr>
-                <w:rFonts w:ascii="Times New Roman" w:hAnsi="Times New Roman" w:eastAsia="宋体"/>
-                <w:sz w:val="21"/>
-              </w:rPr>
-              <w:t>规划中</w:t>
+            <w:r>
+              <w:t>已完成 (8/6, 全栈闭环+Golden达标)</w:t>
             </w:r>
           </w:p>
         </w:tc>
@@ -9951,13 +9941,8 @@
             <w:tcW w:type="dxa" w:w="2160"/>
           </w:tcPr>
           <w:p>
-            <w:r/>
-            <w:r>
-              <w:rPr>
-                <w:rFonts w:ascii="Times New Roman" w:hAnsi="Times New Roman" w:eastAsia="宋体"/>
-                <w:sz w:val="21"/>
-              </w:rPr>
-              <w:t>规划中</w:t>
+            <w:r>
+              <w:t>已完成 (8/6, 性能机制验证)</w:t>
             </w:r>
           </w:p>
         </w:tc>
@@ -10013,13 +9998,8 @@
             <w:tcW w:type="dxa" w:w="2160"/>
           </w:tcPr>
           <w:p>
-            <w:r/>
-            <w:r>
-              <w:rPr>
-                <w:rFonts w:ascii="Times New Roman" w:hAnsi="Times New Roman" w:eastAsia="宋体"/>
-                <w:sz w:val="21"/>
-              </w:rPr>
-              <w:t>规划中</w:t>
+            <w:r>
+              <w:t>已完成 (8/6, 双镜像+视频)</w:t>
             </w:r>
           </w:p>
         </w:tc>

--- a/docs/design/星图StarMap-项目设计文档（含配图）v3.0.docx
+++ b/docs/design/星图StarMap-项目设计文档（含配图）v3.0.docx
@@ -8991,6 +8991,9 @@
     <w:p>
       <w:r>
         <w:br w:type="page"/>
+      </w:r>
+      <w:r>
+        <w:t>【实现状态 2026-08-06】轻量版已落地：Fisher 精确检验 (2x2 技能×岗位列联表, 纯 stdlib 无依赖, 精确 p 值) + phi 效应量 + /evolution/causal/{skill} 端点 + 契约 CausalAnalysisResponse; 12 单测 (含经典表与 R fisher.test 参考值对照); 完整 PC 算法保留为后续增强</w:t>
       </w:r>
     </w:p>
     <w:p>
